--- a/REWRITE/docs/PROJECT_LOG_FULL_EXPANDED_REPORT_20260411_230820.docx
+++ b/REWRITE/docs/PROJECT_LOG_FULL_EXPANDED_REPORT_20260411_230820.docx
@@ -1,6 +1,6 @@
 
 <file path=word/document.xml><?xml version="1.0" encoding="utf-8"?>
-<w:document xmlns:wpc="http://schemas.microsoft.com/office/word/2010/wordprocessingCanvas" xmlns:cx="http://schemas.microsoft.com/office/drawing/2014/chartex" xmlns:cx1="http://schemas.microsoft.com/office/drawing/2015/9/8/chartex" xmlns:cx2="http://schemas.microsoft.com/office/drawing/2015/10/21/chartex" xmlns:cx3="http://schemas.microsoft.com/office/drawing/2016/5/9/chartex" xmlns:cx4="http://schemas.microsoft.com/office/drawing/2016/5/10/chartex" xmlns:cx5="http://schemas.microsoft.com/office/drawing/2016/5/11/chartex" xmlns:cx6="http://schemas.microsoft.com/office/drawing/2016/5/12/chartex" xmlns:cx7="http://schemas.microsoft.com/office/drawing/2016/5/13/chartex" xmlns:cx8="http://schemas.microsoft.com/office/drawing/2016/5/14/chartex" xmlns:mc="http://schemas.openxmlformats.org/markup-compatibility/2006" xmlns:aink="http://schemas.microsoft.com/office/drawing/2016/ink" xmlns:am3d="http://schemas.microsoft.com/office/drawing/2017/model3d" xmlns:o="urn:schemas-microsoft-com:office:office" xmlns:oel="http://schemas.microsoft.com/office/2019/extlst" xmlns:r="http://schemas.openxmlformats.org/officeDocument/2006/relationships" xmlns:m="http://schemas.openxmlformats.org/officeDocument/2006/math" xmlns:v="urn:schemas-microsoft-com:vml" xmlns:wp14="http://schemas.microsoft.com/office/word/2010/wordprocessingDrawing" xmlns:wp="http://schemas.openxmlformats.org/drawingml/2006/wordprocessingDrawing" xmlns:w10="urn:schemas-microsoft-com:office:word" xmlns:w="http://schemas.openxmlformats.org/wordprocessingml/2006/main" xmlns:w14="http://schemas.microsoft.com/office/word/2010/wordml" xmlns:w15="http://schemas.microsoft.com/office/word/2012/wordml" xmlns:w16cex="http://schemas.microsoft.com/office/word/2018/wordml/cex" xmlns:w16cid="http://schemas.microsoft.com/office/word/2016/wordml/cid" xmlns:w16="http://schemas.microsoft.com/office/word/2018/wordml" xmlns:w16du="http://schemas.microsoft.com/office/word/2023/wordml/word16du" xmlns:w16sdtdh="http://schemas.microsoft.com/office/word/2020/wordml/sdtdatahash" xmlns:w16sdtfl="http://schemas.microsoft.com/office/word/2024/wordml/sdtformatlock" xmlns:w16se="http://schemas.microsoft.com/office/word/2015/wordml/symex" xmlns:wpg="http://schemas.microsoft.com/office/word/2010/wordprocessingGroup" xmlns:wpi="http://schemas.microsoft.com/office/word/2010/wordprocessingInk" xmlns:wne="http://schemas.microsoft.com/office/word/2006/wordml" xmlns:wps="http://schemas.microsoft.com/office/word/2010/wordprocessingShape" mc:Ignorable="w14 w15 w16se w16cid w16 w16cex w16sdtdh w16sdtfl w16du wp14">
+<w:document xmlns:mc="http://schemas.openxmlformats.org/markup-compatibility/2006" xmlns:w="http://schemas.openxmlformats.org/wordprocessingml/2006/main" xmlns:w14="http://schemas.microsoft.com/office/word/2010/wordml" mc:Ignorable="w14 w15 w16se w16cid w16 w16cex w16sdtdh w16sdtfl w16du wp14">
   <w:body>
     <w:p>
       <w:pPr>
@@ -26164,6 +26164,166 @@
     <w:p>
       <w:r>
         <w:br w:type="page"/>
+      </w:r>
+    </w:p>
+    <w:p>
+      <w:pPr>
+        <w:pStyle w:val="Normal"/>
+      </w:pPr>
+      <w:r>
+        <w:t xml:space="preserve"/>
+      </w:r>
+    </w:p>
+    <w:p>
+      <w:pPr>
+        <w:pStyle w:val="Heading1"/>
+      </w:pPr>
+      <w:r>
+        <w:t xml:space="preserve">Website Portal, SSH Queue Integration and Deployment Troubleshooting</w:t>
+      </w:r>
+    </w:p>
+    <w:p>
+      <w:pPr>
+        <w:pStyle w:val="BodyText"/>
+      </w:pPr>
+      <w:r>
+        <w:t xml:space="preserve">After the separated PyTorch pipeline had matured, the project gained a stronger web-integration layer. The `web/` folder became a PHP/XAMPP portal for login, registration, ticker searching, forecast queueing, saved graph viewing and worker diagnostics. This phase is important because it reconnects the machine-learning pipeline to the original idea of a user-facing forecasting system.</w:t>
+      </w:r>
+    </w:p>
+    <w:p>
+      <w:pPr>
+        <w:pStyle w:val="Heading2"/>
+      </w:pPr>
+      <w:r>
+        <w:t xml:space="preserve">Queue architecture</w:t>
+      </w:r>
+    </w:p>
+    <w:p>
+      <w:pPr>
+        <w:pStyle w:val="BodyText"/>
+      </w:pPr>
+      <w:r>
+        <w:t xml:space="preserve">The website does not run model training inside a normal page request. Instead, forecast requests are inserted into the `prediction_jobs` table and a separate queue worker processes them. The worker only claims one job at a time so that the Windows training machine is not overloaded by several heavy LSTM runs at once. Later migrations added explicit request settings to the job row, including device, epochs, batch size, prediction days, future days and Monte Carlo runs.</w:t>
+      </w:r>
+    </w:p>
+    <w:p>
+      <w:pPr>
+        <w:pStyle w:val="Heading2"/>
+      </w:pPr>
+      <w:r>
+        <w:t xml:space="preserve">Remote execution bridge</w:t>
+      </w:r>
+    </w:p>
+    <w:p>
+      <w:pPr>
+        <w:pStyle w:val="BodyText"/>
+      </w:pPr>
+      <w:r>
+        <w:t xml:space="preserve">The bridge between Linux XAMPP and the Windows training machine uses SSH. The PHP worker builds a remote PowerShell command that launches `web/tools/run_remote_prediction_job.py` on Windows. That helper script then runs `REWRITE/separated/pytorch_train_cpp.py`, creates output folders, renders summary/detail/residual plots with Matplotlib in headless mode and emits a JSON manifest for the PHP side to import.</w:t>
+      </w:r>
+    </w:p>
+    <w:p>
+      <w:pPr>
+        <w:pStyle w:val="Heading2"/>
+      </w:pPr>
+      <w:r>
+        <w:t xml:space="preserve">SSH and authentication problems</w:t>
+      </w:r>
+    </w:p>
+    <w:p>
+      <w:pPr>
+        <w:pStyle w:val="BodyText"/>
+      </w:pPr>
+      <w:r>
+        <w:t xml:space="preserve">The SSH setup created several real troubleshooting steps. Windows OpenSSH had to be installed, running and listening on port 22. The Linux private key had to exist in the location expected by the web config. The matching public key had to be placed where Windows OpenSSH actually checks it. Because the Windows account was in the Administrators group, this could involve the administrator authorised-keys location rather than the usual user-profile file. Password tests were also confused by the difference between a Windows Hello PIN and the real account password.</w:t>
+      </w:r>
+    </w:p>
+    <w:p>
+      <w:pPr>
+        <w:pStyle w:val="Heading2"/>
+      </w:pPr>
+      <w:r>
+        <w:t xml:space="preserve">Command quoting failure</w:t>
+      </w:r>
+    </w:p>
+    <w:p>
+      <w:pPr>
+        <w:pStyle w:val="BodyText"/>
+      </w:pPr>
+      <w:r>
+        <w:t xml:space="preserve">One of the clearest integration errors was `''C:' is not recognized as an internal or external command`. This showed that SSH itself was working, but the command reaching Windows had been quoted incorrectly. The fix was to stop treating the Windows command like a Unix shell command and instead construct a PowerShell command with Windows-safe literals. This was a genuine cross-platform bug rather than a model-training bug.</w:t>
+      </w:r>
+    </w:p>
+    <w:p>
+      <w:pPr>
+        <w:pStyle w:val="Heading2"/>
+      </w:pPr>
+      <w:r>
+        <w:t xml:space="preserve">Diagnostics and error visibility</w:t>
+      </w:r>
+    </w:p>
+    <w:p>
+      <w:pPr>
+        <w:pStyle w:val="BodyText"/>
+      </w:pPr>
+      <w:r>
+        <w:t xml:space="preserve">`queue_debug.php` was added to make the worker easier to diagnose. It reports configuration issues, PHP CLI availability, worker script existence, writable log and lock paths, SSH key and known-hosts checks, running jobs, queue counts, generated remote commands, full SSH commands and recent worker log output. This reduced guesswork by showing whether a failure was happening in PHP, the database, SSH, PowerShell, the Python helper or the training script.</w:t>
+      </w:r>
+    </w:p>
+    <w:p>
+      <w:pPr>
+        <w:pStyle w:val="Heading2"/>
+      </w:pPr>
+      <w:r>
+        <w:t xml:space="preserve">Manifest-based artifact import</w:t>
+      </w:r>
+    </w:p>
+    <w:p>
+      <w:pPr>
+        <w:pStyle w:val="BodyText"/>
+      </w:pPr>
+      <w:r>
+        <w:t xml:space="preserve">The remote helper writes `manifest.json` at the end of a successful run. The manifest includes the job id, ticker, output folder, generated file paths and summary statistics. The PHP worker imports the model-related outputs and stores graph images as database-backed assets. The saved assets now include `summary`, `detail` and `residuals`, so the website can show not only the forward forecast but also the error behaviour over the test period.</w:t>
+      </w:r>
+    </w:p>
+    <w:p>
+      <w:pPr>
+        <w:pStyle w:val="Heading2"/>
+      </w:pPr>
+      <w:r>
+        <w:t xml:space="preserve">Successful SOL-USD run</w:t>
+      </w:r>
+    </w:p>
+    <w:p>
+      <w:pPr>
+        <w:pStyle w:val="BodyText"/>
+      </w:pPr>
+      <w:r>
+        <w:t xml:space="preserve">A completed SOL-USD web run is present as job 28 in `REWRITE/separated/outputs/web_jobs/sol-usd/job_28/`. It produced a model file, prediction CSV, 30-day forecast CSV, summary graph, detailed forecast graph, residuals graph, training log and manifest. This provides concrete evidence that the queue, SSH bridge, remote helper and plotting process can complete a real end-to-end forecast job.</w:t>
+      </w:r>
+    </w:p>
+    <w:p>
+      <w:pPr>
+        <w:pStyle w:val="Heading2"/>
+      </w:pPr>
+      <w:r>
+        <w:t xml:space="preserve">Related PyTorch optimiser troubleshooting</w:t>
+      </w:r>
+    </w:p>
+    <w:p>
+      <w:pPr>
+        <w:pStyle w:val="BodyText"/>
+      </w:pPr>
+      <w:r>
+        <w:t xml:space="preserve">A related debugging thread investigated the apparent training hang around the optimizer line. The installed `torch_optimizer` package did not provide Lion in version 0.3.0, so the available optimizers were reviewed and Lamb was selected as the working choice. Further checking showed that some hangs were caused by interactive prompts such as device selection rather than by Lamb itself. This distinction is important because it separates execution-flow problems from genuine model or optimizer failures.</w:t>
+      </w:r>
+    </w:p>
+    <w:p>
+      <w:pPr>
+        <w:pStyle w:val="Normal"/>
+      </w:pPr>
+      <w:r>
+        <w:t xml:space="preserve"/>
       </w:r>
     </w:p>
     <w:p>
